--- a/output/docx/AdministradorEditaCompatibilidade.docx
+++ b/output/docx/AdministradorEditaCompatibilidade.docx
@@ -292,7 +292,7 @@
           <w:sz w:val="24"/>
           <w:color w:val="2B6CB0"/>
         </w:rPr>
-        <w:t>[TC2] Alternative Flow 1: Ordena lista de Compatibilidades</w:t>
+        <w:t>[TC2] Alternative Flow 1: Usuario ordena lista de Compatibilidades</w:t>
       </w:r>
     </w:p>
     <w:p>
@@ -546,7 +546,7 @@
           <w:sz w:val="24"/>
           <w:color w:val="2B6CB0"/>
         </w:rPr>
-        <w:t>[TC3] Alternative Flow 2: Filtra lista de Compatibilidades</w:t>
+        <w:t>[TC3] Alternative Flow 2: Usuario filtra lista de Compatibilidades</w:t>
       </w:r>
     </w:p>
     <w:p>
@@ -800,7 +800,7 @@
           <w:sz w:val="24"/>
           <w:color w:val="2B6CB0"/>
         </w:rPr>
-        <w:t>[TC4] Alternative Flow 3: Navega por paginas de tabela</w:t>
+        <w:t>[TC4] Alternative Flow 3: Usuario navega por paginas de tabela</w:t>
       </w:r>
     </w:p>
     <w:p>
@@ -1054,7 +1054,7 @@
           <w:sz w:val="24"/>
           <w:color w:val="2B6CB0"/>
         </w:rPr>
-        <w:t>[TC5] Alternative Flow 4: Cancela atualizacao de Compatibilidade</w:t>
+        <w:t>[TC5] Alternative Flow 4: Usuario cancela atualizacao de Compatibilidade</w:t>
       </w:r>
     </w:p>
     <w:p>
@@ -1340,7 +1340,7 @@
           <w:sz w:val="24"/>
           <w:color w:val="2B6CB0"/>
         </w:rPr>
-        <w:t>[TC6] Alternative Flow 5: Volta para tela inicial de sistema</w:t>
+        <w:t>[TC6] Exception Flow 1: Nao insere algum dado obrigatorio'</w:t>
       </w:r>
     </w:p>
     <w:p>
@@ -1376,7 +1376,7 @@
         <w:rPr>
           <w:sz w:val="20"/>
         </w:rPr>
-        <w:t>A nova Compatibilidade esta atualizada no banco.</w:t>
+        <w:t>Flow interrupted due to exception / error</w:t>
       </w:r>
     </w:p>
     <w:tbl>
@@ -1499,17 +1499,17 @@
               <w:rPr>
                 <w:sz w:val="18"/>
               </w:rPr>
-              <w:t>Administrador: clica no botao Voltar</w:t>
-            </w:r>
-          </w:p>
-        </w:tc>
-        <w:tc>
-          <w:p>
-            <w:r>
-              <w:rPr>
-                <w:sz w:val="18"/>
-              </w:rPr>
-              <w:t>SYSTEM exibe a tela de listagem das Compatibilidades</w:t>
+              <w:t>Administrador: clica em uma Compatibilidade existente'</w:t>
+            </w:r>
+          </w:p>
+        </w:tc>
+        <w:tc>
+          <w:p>
+            <w:r>
+              <w:rPr>
+                <w:sz w:val="18"/>
+              </w:rPr>
+              <w:t>SYSTEM exibe a tela de edicao de Compatibilidade</w:t>
             </w:r>
           </w:p>
         </w:tc>
@@ -1531,17 +1531,17 @@
               <w:rPr>
                 <w:sz w:val="18"/>
               </w:rPr>
-              <w:t>Administrador: clica em uma Compatibilidade existente'</w:t>
-            </w:r>
-          </w:p>
-        </w:tc>
-        <w:tc>
-          <w:p>
-            <w:r>
-              <w:rPr>
-                <w:sz w:val="18"/>
-              </w:rPr>
-              <w:t>SYSTEM exibe a tela de edicao de Compatibilidade</w:t>
+              <w:t>Administrador: preenche os dados da Compatibilidade e clica em botao 'Atualizar'</w:t>
+            </w:r>
+          </w:p>
+        </w:tc>
+        <w:tc>
+          <w:p>
+            <w:r>
+              <w:rPr>
+                <w:sz w:val="18"/>
+              </w:rPr>
+              <w:t>SYSTEM informa que os dados obrigatorios devem ser preenchidos</w:t>
             </w:r>
           </w:p>
         </w:tc>
@@ -1563,17 +1563,17 @@
               <w:rPr>
                 <w:sz w:val="18"/>
               </w:rPr>
-              <w:t>Administrador: preenche os dados da Compatibilidade e clica em botao 'Atualizar'</w:t>
-            </w:r>
-          </w:p>
-        </w:tc>
-        <w:tc>
-          <w:p>
-            <w:r>
-              <w:rPr>
-                <w:sz w:val="18"/>
-              </w:rPr>
-              <w:t>SYSTEM notifica usuario que os nova Compatibilidade foi atualizado com sucesso</w:t>
+              <w:t>Administrador: preenche dados obrigatorios e clica em Atualizar</w:t>
+            </w:r>
+          </w:p>
+        </w:tc>
+        <w:tc>
+          <w:p>
+            <w:r>
+              <w:rPr>
+                <w:sz w:val="18"/>
+              </w:rPr>
+              <w:t>SYSTEM processes action successfully</w:t>
             </w:r>
           </w:p>
         </w:tc>
@@ -1594,7 +1594,7 @@
           <w:sz w:val="24"/>
           <w:color w:val="2B6CB0"/>
         </w:rPr>
-        <w:t>[TC7] Exception Flow 1: Nao insere algum dado obrigatorio'</w:t>
+        <w:t>[TC7] Exception Flow 2: Usuario insere Tipo de Mercadoria invalido</w:t>
       </w:r>
     </w:p>
     <w:p>
@@ -1795,7 +1795,7 @@
               <w:rPr>
                 <w:sz w:val="18"/>
               </w:rPr>
-              <w:t>SYSTEM informa que os dados obrigatorios devem ser preenchidos</w:t>
+              <w:t>SYSTEM alerta que Horario de Inicio é invalido</w:t>
             </w:r>
           </w:p>
         </w:tc>
@@ -1817,7 +1817,7 @@
               <w:rPr>
                 <w:sz w:val="18"/>
               </w:rPr>
-              <w:t>Administrador: preenche dados obrigatorios e clica em Atualizar</w:t>
+              <w:t>Administrador: preenche um Tipo de Mercadoria valida e clica em Atualizar</w:t>
             </w:r>
           </w:p>
         </w:tc>
@@ -1848,7 +1848,7 @@
           <w:sz w:val="24"/>
           <w:color w:val="2B6CB0"/>
         </w:rPr>
-        <w:t>[TC8] Exception Flow 2: Usuario insere Tipo de Mercadoria invalido</w:t>
+        <w:t>[TC8] Exception Flow 3: Usuario insere NCM invalido</w:t>
       </w:r>
     </w:p>
     <w:p>
@@ -2049,260 +2049,6 @@
               <w:rPr>
                 <w:sz w:val="18"/>
               </w:rPr>
-              <w:t>SYSTEM alerta que Horario de Inicio é invalido</w:t>
-            </w:r>
-          </w:p>
-        </w:tc>
-      </w:tr>
-      <w:tr>
-        <w:tc>
-          <w:p>
-            <w:r>
-              <w:rPr>
-                <w:sz w:val="18"/>
-              </w:rPr>
-              <w:t>4</w:t>
-            </w:r>
-          </w:p>
-        </w:tc>
-        <w:tc>
-          <w:p>
-            <w:r>
-              <w:rPr>
-                <w:sz w:val="18"/>
-              </w:rPr>
-              <w:t>Administrador: preenche um Tipo de Mercadoria valida e clica em Atualizar</w:t>
-            </w:r>
-          </w:p>
-        </w:tc>
-        <w:tc>
-          <w:p>
-            <w:r>
-              <w:rPr>
-                <w:sz w:val="18"/>
-              </w:rPr>
-              <w:t>SYSTEM processes action successfully</w:t>
-            </w:r>
-          </w:p>
-        </w:tc>
-      </w:tr>
-    </w:tbl>
-    <w:p>
-      <w:r>
-        <w:br/>
-      </w:r>
-    </w:p>
-    <w:p>
-      <w:pPr>
-        <w:spacing w:before="180" w:after="60"/>
-      </w:pPr>
-      <w:r>
-        <w:rPr>
-          <w:b w:val="on"/>
-          <w:sz w:val="24"/>
-          <w:color w:val="2B6CB0"/>
-        </w:rPr>
-        <w:t>[TC9] Exception Flow 3: Usuario insere NCM invalido</w:t>
-      </w:r>
-    </w:p>
-    <w:p>
-      <w:pPr>
-        <w:spacing w:after="40"/>
-      </w:pPr>
-      <w:r>
-        <w:rPr>
-          <w:b w:val="on"/>
-          <w:sz w:val="20"/>
-        </w:rPr>
-        <w:t xml:space="preserve">Preconditions: </w:t>
-      </w:r>
-      <w:r>
-        <w:rPr>
-          <w:sz w:val="20"/>
-        </w:rPr>
-        <w:t>Administrador logado; Existe Compatibilidade registrada no sistema.</w:t>
-      </w:r>
-    </w:p>
-    <w:p>
-      <w:pPr>
-        <w:spacing w:after="40"/>
-      </w:pPr>
-      <w:r>
-        <w:rPr>
-          <w:b w:val="on"/>
-          <w:sz w:val="20"/>
-        </w:rPr>
-        <w:t xml:space="preserve">Postconditions: </w:t>
-      </w:r>
-      <w:r>
-        <w:rPr>
-          <w:sz w:val="20"/>
-        </w:rPr>
-        <w:t>Flow interrupted due to exception / error</w:t>
-      </w:r>
-    </w:p>
-    <w:tbl>
-      <w:tblPr>
-        <w:tblW w:w="5000" w:type="pct"/>
-        <w:tblBorders>
-          <w:top w:val="single"/>
-          <w:left w:val="single"/>
-          <w:bottom w:val="single"/>
-          <w:right w:val="single"/>
-          <w:insideH w:val="single"/>
-          <w:insideV w:val="single"/>
-        </w:tblBorders>
-      </w:tblPr>
-      <w:tr>
-        <w:tc>
-          <w:tcPr>
-            <w:tcW w:w="1200" w:type="dxa"/>
-            <w:shd w:color="auto" w:val="clear" w:fill="2B6CB0"/>
-          </w:tcPr>
-          <w:p>
-            <w:pPr>
-              <w:jc w:val="left"/>
-            </w:pPr>
-            <w:r>
-              <w:rPr>
-                <w:b w:val="on"/>
-                <w:sz w:val="20"/>
-                <w:color w:val="FFFFFF"/>
-              </w:rPr>
-              <w:t>Step #</w:t>
-            </w:r>
-          </w:p>
-        </w:tc>
-        <w:tc>
-          <w:tcPr>
-            <w:tcW w:w="4500" w:type="dxa"/>
-            <w:shd w:color="auto" w:val="clear" w:fill="2B6CB0"/>
-          </w:tcPr>
-          <w:p>
-            <w:pPr>
-              <w:jc w:val="left"/>
-            </w:pPr>
-            <w:r>
-              <w:rPr>
-                <w:b w:val="on"/>
-                <w:sz w:val="20"/>
-                <w:color w:val="FFFFFF"/>
-              </w:rPr>
-              <w:t>Actor Action</w:t>
-            </w:r>
-          </w:p>
-        </w:tc>
-        <w:tc>
-          <w:tcPr>
-            <w:tcW w:w="4500" w:type="dxa"/>
-            <w:shd w:color="auto" w:val="clear" w:fill="2B6CB0"/>
-          </w:tcPr>
-          <w:p>
-            <w:pPr>
-              <w:jc w:val="left"/>
-            </w:pPr>
-            <w:r>
-              <w:rPr>
-                <w:b w:val="on"/>
-                <w:sz w:val="20"/>
-                <w:color w:val="FFFFFF"/>
-              </w:rPr>
-              <w:t>Expected Result (System)</w:t>
-            </w:r>
-          </w:p>
-        </w:tc>
-      </w:tr>
-      <w:tr>
-        <w:tc>
-          <w:p>
-            <w:r>
-              <w:rPr>
-                <w:sz w:val="18"/>
-              </w:rPr>
-              <w:t>1</w:t>
-            </w:r>
-          </w:p>
-        </w:tc>
-        <w:tc>
-          <w:p>
-            <w:r>
-              <w:rPr>
-                <w:sz w:val="18"/>
-              </w:rPr>
-              <w:t>Administrador: Clicar na opcao 'Compatibildiade' no menu da tela principal</w:t>
-            </w:r>
-          </w:p>
-        </w:tc>
-        <w:tc>
-          <w:p>
-            <w:r>
-              <w:rPr>
-                <w:sz w:val="18"/>
-              </w:rPr>
-              <w:t>SYSTEM exibe a tela de listagem das Compatibilidades</w:t>
-            </w:r>
-          </w:p>
-        </w:tc>
-      </w:tr>
-      <w:tr>
-        <w:tc>
-          <w:p>
-            <w:r>
-              <w:rPr>
-                <w:sz w:val="18"/>
-              </w:rPr>
-              <w:t>2</w:t>
-            </w:r>
-          </w:p>
-        </w:tc>
-        <w:tc>
-          <w:p>
-            <w:r>
-              <w:rPr>
-                <w:sz w:val="18"/>
-              </w:rPr>
-              <w:t>Administrador: clica em uma Compatibilidade existente'</w:t>
-            </w:r>
-          </w:p>
-        </w:tc>
-        <w:tc>
-          <w:p>
-            <w:r>
-              <w:rPr>
-                <w:sz w:val="18"/>
-              </w:rPr>
-              <w:t>SYSTEM exibe a tela de edicao de Compatibilidade</w:t>
-            </w:r>
-          </w:p>
-        </w:tc>
-      </w:tr>
-      <w:tr>
-        <w:tc>
-          <w:p>
-            <w:r>
-              <w:rPr>
-                <w:sz w:val="18"/>
-              </w:rPr>
-              <w:t>3</w:t>
-            </w:r>
-          </w:p>
-        </w:tc>
-        <w:tc>
-          <w:p>
-            <w:r>
-              <w:rPr>
-                <w:sz w:val="18"/>
-              </w:rPr>
-              <w:t>Administrador: preenche os dados da Compatibilidade e clica em botao 'Atualizar'</w:t>
-            </w:r>
-          </w:p>
-        </w:tc>
-        <w:tc>
-          <w:p>
-            <w:r>
-              <w:rPr>
-                <w:sz w:val="18"/>
-              </w:rPr>
               <w:t>SYSTEM alerta que NCM é invalido</w:t>
             </w:r>
           </w:p>
